--- a/Documentation/informes/Plan_Iteracion_Sprint4_RespiCare.docx
+++ b/Documentation/informes/Plan_Iteracion_Sprint4_RespiCare.docx
@@ -697,6 +697,144 @@
           <w:sz w:val="24"/>
         </w:rPr>
         <w:t>Entregables de otras iteraciones (Sprint 3 y anteriores ya cerrados; Sprint 5 y posteriores aún no iniciados).</w:t>
+      </w:r>
+    </w:p>
+    <w:p>
+      <w:pPr>
+        <w:jc w:val="both"/>
+      </w:pPr>
+      <w:r>
+        <w:rPr>
+          <w:rFonts w:ascii="Times New Roman" w:hAnsi="Times New Roman" w:cs="Times New Roman"/>
+          <w:b/>
+          <w:i w:val="0"/>
+          <w:sz w:val="24"/>
+        </w:rPr>
+        <w:t>Requerimientos Funcionales relacionados</w:t>
+      </w:r>
+      <w:r>
+        <w:rPr>
+          <w:rFonts w:ascii="Times New Roman" w:hAnsi="Times New Roman" w:cs="Times New Roman"/>
+          <w:b w:val="0"/>
+          <w:i w:val="0"/>
+          <w:sz w:val="24"/>
+        </w:rPr>
+        <w:t xml:space="preserve"> (Documentation/trazabilidad/Matriz_Trazabilidad_RespiCare.xlsx):</w:t>
+      </w:r>
+    </w:p>
+    <w:p>
+      <w:pPr>
+        <w:pStyle w:val="ListBullet"/>
+      </w:pPr>
+      <w:r>
+        <w:rPr>
+          <w:rFonts w:ascii="Times New Roman" w:hAnsi="Times New Roman" w:cs="Times New Roman"/>
+          <w:b/>
+          <w:i w:val="0"/>
+          <w:sz w:val="24"/>
+        </w:rPr>
+        <w:t>RF-002</w:t>
+      </w:r>
+      <w:r>
+        <w:rPr>
+          <w:rFonts w:ascii="Times New Roman" w:hAnsi="Times New Roman" w:cs="Times New Roman"/>
+          <w:b w:val="0"/>
+          <w:i w:val="0"/>
+          <w:sz w:val="24"/>
+        </w:rPr>
+        <w:t>: Diagnóstico inteligente de síntomas — extensión chatbot</w:t>
+      </w:r>
+    </w:p>
+    <w:p>
+      <w:pPr>
+        <w:pStyle w:val="ListBullet"/>
+      </w:pPr>
+      <w:r>
+        <w:rPr>
+          <w:rFonts w:ascii="Times New Roman" w:hAnsi="Times New Roman" w:cs="Times New Roman"/>
+          <w:b/>
+          <w:i w:val="0"/>
+          <w:sz w:val="24"/>
+        </w:rPr>
+        <w:t>RF-010</w:t>
+      </w:r>
+      <w:r>
+        <w:rPr>
+          <w:rFonts w:ascii="Times New Roman" w:hAnsi="Times New Roman" w:cs="Times New Roman"/>
+          <w:b w:val="0"/>
+          <w:i w:val="0"/>
+          <w:sz w:val="24"/>
+        </w:rPr>
+        <w:t>: Reportes y estadísticas</w:t>
+      </w:r>
+    </w:p>
+    <w:p>
+      <w:pPr>
+        <w:pStyle w:val="ListBullet"/>
+      </w:pPr>
+      <w:r>
+        <w:rPr>
+          <w:rFonts w:ascii="Times New Roman" w:hAnsi="Times New Roman" w:cs="Times New Roman"/>
+          <w:b/>
+          <w:i w:val="0"/>
+          <w:sz w:val="24"/>
+        </w:rPr>
+        <w:t>RF-003</w:t>
+      </w:r>
+      <w:r>
+        <w:rPr>
+          <w:rFonts w:ascii="Times New Roman" w:hAnsi="Times New Roman" w:cs="Times New Roman"/>
+          <w:b w:val="0"/>
+          <w:i w:val="0"/>
+          <w:sz w:val="24"/>
+        </w:rPr>
+        <w:t>: Análisis de tos por audio — asociado temáticamente — soporte multimedia del chatbot</w:t>
+      </w:r>
+    </w:p>
+    <w:p>
+      <w:pPr>
+        <w:jc w:val="both"/>
+      </w:pPr>
+      <w:r>
+        <w:rPr>
+          <w:rFonts w:ascii="Times New Roman" w:hAnsi="Times New Roman" w:cs="Times New Roman"/>
+          <w:b/>
+          <w:i w:val="0"/>
+          <w:sz w:val="24"/>
+        </w:rPr>
+        <w:t>Requerimientos No Funcionales relacionados</w:t>
+      </w:r>
+      <w:r>
+        <w:rPr>
+          <w:rFonts w:ascii="Times New Roman" w:hAnsi="Times New Roman" w:cs="Times New Roman"/>
+          <w:b w:val="0"/>
+          <w:i w:val="0"/>
+          <w:sz w:val="24"/>
+        </w:rPr>
+        <w:t xml:space="preserve"> (FD03-EPIS-Informe SRS de Proyecto.docx, Cuadro de Requerimientos No Funcionales):</w:t>
+      </w:r>
+    </w:p>
+    <w:p>
+      <w:pPr>
+        <w:pStyle w:val="ListBullet"/>
+      </w:pPr>
+      <w:r>
+        <w:rPr>
+          <w:rFonts w:ascii="Times New Roman" w:hAnsi="Times New Roman" w:cs="Times New Roman"/>
+          <w:b/>
+          <w:i w:val="0"/>
+          <w:sz w:val="24"/>
+        </w:rPr>
+        <w:t>RNF-001</w:t>
+      </w:r>
+      <w:r>
+        <w:rPr>
+          <w:rFonts w:ascii="Times New Roman" w:hAnsi="Times New Roman" w:cs="Times New Roman"/>
+          <w:b w:val="0"/>
+          <w:i w:val="0"/>
+          <w:sz w:val="24"/>
+        </w:rPr>
+        <w:t>: Usabilidad</w:t>
       </w:r>
     </w:p>
     <w:p>
@@ -2825,6 +2963,614 @@
     <w:p/>
     <w:p>
       <w:pPr>
+        <w:jc w:val="both"/>
+      </w:pPr>
+      <w:r>
+        <w:rPr>
+          <w:rFonts w:ascii="Times New Roman" w:hAnsi="Times New Roman" w:cs="Times New Roman"/>
+          <w:b/>
+          <w:i w:val="0"/>
+          <w:sz w:val="24"/>
+        </w:rPr>
+        <w:t>Evidencia de código (extractos reales verificados del repositorio):</w:t>
+      </w:r>
+    </w:p>
+    <w:p>
+      <w:pPr>
+        <w:jc w:val="both"/>
+      </w:pPr>
+      <w:r>
+        <w:rPr>
+          <w:rFonts w:ascii="Times New Roman" w:hAnsi="Times New Roman" w:cs="Times New Roman"/>
+          <w:b w:val="0"/>
+          <w:i/>
+          <w:sz w:val="24"/>
+        </w:rPr>
+        <w:t>Entregable: Chatbot médico integrado</w:t>
+      </w:r>
+    </w:p>
+    <w:p>
+      <w:pPr>
+        <w:jc w:val="both"/>
+      </w:pPr>
+      <w:r>
+        <w:rPr>
+          <w:rFonts w:ascii="Consolas" w:hAnsi="Consolas" w:cs="Consolas"/>
+          <w:b w:val="0"/>
+          <w:i w:val="0"/>
+          <w:sz w:val="18"/>
+        </w:rPr>
+        <w:t>web/src/components/ChatBot.js</w:t>
+      </w:r>
+      <w:r>
+        <w:rPr>
+          <w:rFonts w:ascii="Times New Roman" w:hAnsi="Times New Roman" w:cs="Times New Roman"/>
+          <w:b w:val="0"/>
+          <w:i w:val="0"/>
+          <w:sz w:val="24"/>
+        </w:rPr>
+        <w:t xml:space="preserve"> (líneas 109-124):</w:t>
+      </w:r>
+    </w:p>
+    <w:p>
+      <w:pPr>
+        <w:spacing w:after="0" w:before="0"/>
+      </w:pPr>
+      <w:r>
+        <w:rPr>
+          <w:rFonts w:ascii="Consolas" w:hAnsi="Consolas" w:cs="Consolas"/>
+          <w:b w:val="0"/>
+          <w:i w:val="0"/>
+          <w:sz w:val="18"/>
+        </w:rPr>
+        <w:t>const handleSend = async () =&gt; {</w:t>
+      </w:r>
+    </w:p>
+    <w:p>
+      <w:pPr>
+        <w:spacing w:after="0" w:before="0"/>
+      </w:pPr>
+      <w:r>
+        <w:rPr>
+          <w:rFonts w:ascii="Consolas" w:hAnsi="Consolas" w:cs="Consolas"/>
+          <w:b w:val="0"/>
+          <w:i w:val="0"/>
+          <w:sz w:val="18"/>
+        </w:rPr>
+        <w:t xml:space="preserve">    if (!inputText.trim()) return;</w:t>
+      </w:r>
+    </w:p>
+    <w:p>
+      <w:pPr>
+        <w:spacing w:after="0" w:before="0"/>
+      </w:pPr>
+      <w:r>
+        <w:rPr>
+          <w:rFonts w:ascii="Consolas" w:hAnsi="Consolas" w:cs="Consolas"/>
+          <w:b w:val="0"/>
+          <w:i w:val="0"/>
+          <w:sz w:val="18"/>
+        </w:rPr>
+        <w:t xml:space="preserve"> </w:t>
+      </w:r>
+    </w:p>
+    <w:p>
+      <w:pPr>
+        <w:spacing w:after="0" w:before="0"/>
+      </w:pPr>
+      <w:r>
+        <w:rPr>
+          <w:rFonts w:ascii="Consolas" w:hAnsi="Consolas" w:cs="Consolas"/>
+          <w:b w:val="0"/>
+          <w:i w:val="0"/>
+          <w:sz w:val="18"/>
+        </w:rPr>
+        <w:t xml:space="preserve">    const userMessage = { type: 'user', text: inputText, timestamp: new Date() };</w:t>
+      </w:r>
+    </w:p>
+    <w:p>
+      <w:pPr>
+        <w:spacing w:after="0" w:before="0"/>
+      </w:pPr>
+      <w:r>
+        <w:rPr>
+          <w:rFonts w:ascii="Consolas" w:hAnsi="Consolas" w:cs="Consolas"/>
+          <w:b w:val="0"/>
+          <w:i w:val="0"/>
+          <w:sz w:val="18"/>
+        </w:rPr>
+        <w:t xml:space="preserve">    setMessages(prev =&gt; [...prev, userMessage]);</w:t>
+      </w:r>
+    </w:p>
+    <w:p>
+      <w:pPr>
+        <w:spacing w:after="0" w:before="0"/>
+      </w:pPr>
+      <w:r>
+        <w:rPr>
+          <w:rFonts w:ascii="Consolas" w:hAnsi="Consolas" w:cs="Consolas"/>
+          <w:b w:val="0"/>
+          <w:i w:val="0"/>
+          <w:sz w:val="18"/>
+        </w:rPr>
+        <w:t xml:space="preserve">    saveMessage('user', inputText);</w:t>
+      </w:r>
+    </w:p>
+    <w:p>
+      <w:pPr>
+        <w:spacing w:after="0" w:before="0"/>
+      </w:pPr>
+      <w:r>
+        <w:rPr>
+          <w:rFonts w:ascii="Consolas" w:hAnsi="Consolas" w:cs="Consolas"/>
+          <w:b w:val="0"/>
+          <w:i w:val="0"/>
+          <w:sz w:val="18"/>
+        </w:rPr>
+        <w:t xml:space="preserve"> </w:t>
+      </w:r>
+    </w:p>
+    <w:p>
+      <w:pPr>
+        <w:spacing w:after="0" w:before="0"/>
+      </w:pPr>
+      <w:r>
+        <w:rPr>
+          <w:rFonts w:ascii="Consolas" w:hAnsi="Consolas" w:cs="Consolas"/>
+          <w:b w:val="0"/>
+          <w:i w:val="0"/>
+          <w:sz w:val="18"/>
+        </w:rPr>
+        <w:t xml:space="preserve">    const currentInput = inputText;</w:t>
+      </w:r>
+    </w:p>
+    <w:p>
+      <w:pPr>
+        <w:spacing w:after="0" w:before="0"/>
+      </w:pPr>
+      <w:r>
+        <w:rPr>
+          <w:rFonts w:ascii="Consolas" w:hAnsi="Consolas" w:cs="Consolas"/>
+          <w:b w:val="0"/>
+          <w:i w:val="0"/>
+          <w:sz w:val="18"/>
+        </w:rPr>
+        <w:t xml:space="preserve">    setInputText('');</w:t>
+      </w:r>
+    </w:p>
+    <w:p>
+      <w:pPr>
+        <w:spacing w:after="0" w:before="0"/>
+      </w:pPr>
+      <w:r>
+        <w:rPr>
+          <w:rFonts w:ascii="Consolas" w:hAnsi="Consolas" w:cs="Consolas"/>
+          <w:b w:val="0"/>
+          <w:i w:val="0"/>
+          <w:sz w:val="18"/>
+        </w:rPr>
+        <w:t xml:space="preserve">    setIsLoading(true);</w:t>
+      </w:r>
+    </w:p>
+    <w:p>
+      <w:pPr>
+        <w:spacing w:after="0" w:before="0"/>
+      </w:pPr>
+      <w:r>
+        <w:rPr>
+          <w:rFonts w:ascii="Consolas" w:hAnsi="Consolas" w:cs="Consolas"/>
+          <w:b w:val="0"/>
+          <w:i w:val="0"/>
+          <w:sz w:val="18"/>
+        </w:rPr>
+        <w:t xml:space="preserve"> </w:t>
+      </w:r>
+    </w:p>
+    <w:p>
+      <w:pPr>
+        <w:spacing w:after="0" w:before="0"/>
+      </w:pPr>
+      <w:r>
+        <w:rPr>
+          <w:rFonts w:ascii="Consolas" w:hAnsi="Consolas" w:cs="Consolas"/>
+          <w:b w:val="0"/>
+          <w:i w:val="0"/>
+          <w:sz w:val="18"/>
+        </w:rPr>
+        <w:t xml:space="preserve">    try {</w:t>
+      </w:r>
+    </w:p>
+    <w:p>
+      <w:pPr>
+        <w:spacing w:after="0" w:before="0"/>
+      </w:pPr>
+      <w:r>
+        <w:rPr>
+          <w:rFonts w:ascii="Consolas" w:hAnsi="Consolas" w:cs="Consolas"/>
+          <w:b w:val="0"/>
+          <w:i w:val="0"/>
+          <w:sz w:val="18"/>
+        </w:rPr>
+        <w:t xml:space="preserve">      const extractedSymptoms = extractSymptoms(currentInput);</w:t>
+      </w:r>
+    </w:p>
+    <w:p>
+      <w:pPr>
+        <w:spacing w:after="0" w:before="0"/>
+      </w:pPr>
+      <w:r>
+        <w:rPr>
+          <w:rFonts w:ascii="Consolas" w:hAnsi="Consolas" w:cs="Consolas"/>
+          <w:b w:val="0"/>
+          <w:i w:val="0"/>
+          <w:sz w:val="18"/>
+        </w:rPr>
+        <w:t xml:space="preserve">      let mlAnalysisResult = null;</w:t>
+      </w:r>
+    </w:p>
+    <w:p>
+      <w:pPr>
+        <w:spacing w:after="0" w:before="0"/>
+      </w:pPr>
+      <w:r>
+        <w:rPr>
+          <w:rFonts w:ascii="Consolas" w:hAnsi="Consolas" w:cs="Consolas"/>
+          <w:b w:val="0"/>
+          <w:i w:val="0"/>
+          <w:sz w:val="18"/>
+        </w:rPr>
+        <w:t xml:space="preserve">      if (extractedSymptoms &amp;&amp; extractedSymptoms.length &gt; 0) {</w:t>
+      </w:r>
+    </w:p>
+    <w:p>
+      <w:pPr>
+        <w:spacing w:after="0" w:before="0"/>
+      </w:pPr>
+      <w:r>
+        <w:rPr>
+          <w:rFonts w:ascii="Consolas" w:hAnsi="Consolas" w:cs="Consolas"/>
+          <w:b w:val="0"/>
+          <w:i w:val="0"/>
+          <w:sz w:val="18"/>
+        </w:rPr>
+        <w:t xml:space="preserve">        try {</w:t>
+      </w:r>
+    </w:p>
+    <w:p>
+      <w:pPr>
+        <w:spacing w:after="0" w:before="0"/>
+      </w:pPr>
+      <w:r>
+        <w:rPr>
+          <w:rFonts w:ascii="Consolas" w:hAnsi="Consolas" w:cs="Consolas"/>
+          <w:b w:val="0"/>
+          <w:i w:val="0"/>
+          <w:sz w:val="18"/>
+        </w:rPr>
+        <w:t xml:space="preserve">          // Get auth token from localStorage or use guest token</w:t>
+      </w:r>
+    </w:p>
+    <w:p/>
+    <w:p>
+      <w:pPr>
+        <w:jc w:val="both"/>
+      </w:pPr>
+      <w:r>
+        <w:rPr>
+          <w:rFonts w:ascii="Times New Roman" w:hAnsi="Times New Roman" w:cs="Times New Roman"/>
+          <w:b w:val="0"/>
+          <w:i/>
+          <w:sz w:val="24"/>
+        </w:rPr>
+        <w:t>Entregable: Mapas interactivos</w:t>
+      </w:r>
+    </w:p>
+    <w:p>
+      <w:pPr>
+        <w:jc w:val="both"/>
+      </w:pPr>
+      <w:r>
+        <w:rPr>
+          <w:rFonts w:ascii="Consolas" w:hAnsi="Consolas" w:cs="Consolas"/>
+          <w:b w:val="0"/>
+          <w:i w:val="0"/>
+          <w:sz w:val="18"/>
+        </w:rPr>
+        <w:t>web/src/components/HeatMap.js</w:t>
+      </w:r>
+      <w:r>
+        <w:rPr>
+          <w:rFonts w:ascii="Times New Roman" w:hAnsi="Times New Roman" w:cs="Times New Roman"/>
+          <w:b w:val="0"/>
+          <w:i w:val="0"/>
+          <w:sz w:val="24"/>
+        </w:rPr>
+        <w:t xml:space="preserve"> (líneas 1-20):</w:t>
+      </w:r>
+    </w:p>
+    <w:p>
+      <w:pPr>
+        <w:spacing w:after="0" w:before="0"/>
+      </w:pPr>
+      <w:r>
+        <w:rPr>
+          <w:rFonts w:ascii="Consolas" w:hAnsi="Consolas" w:cs="Consolas"/>
+          <w:b w:val="0"/>
+          <w:i w:val="0"/>
+          <w:sz w:val="18"/>
+        </w:rPr>
+        <w:t>import React, { useState, useEffect } from 'react';</w:t>
+      </w:r>
+    </w:p>
+    <w:p>
+      <w:pPr>
+        <w:spacing w:after="0" w:before="0"/>
+      </w:pPr>
+      <w:r>
+        <w:rPr>
+          <w:rFonts w:ascii="Consolas" w:hAnsi="Consolas" w:cs="Consolas"/>
+          <w:b w:val="0"/>
+          <w:i w:val="0"/>
+          <w:sz w:val="18"/>
+        </w:rPr>
+        <w:t>import axios from 'axios';</w:t>
+      </w:r>
+    </w:p>
+    <w:p>
+      <w:pPr>
+        <w:spacing w:after="0" w:before="0"/>
+      </w:pPr>
+      <w:r>
+        <w:rPr>
+          <w:rFonts w:ascii="Consolas" w:hAnsi="Consolas" w:cs="Consolas"/>
+          <w:b w:val="0"/>
+          <w:i w:val="0"/>
+          <w:sz w:val="18"/>
+        </w:rPr>
+        <w:t>import './HeatMap.css';</w:t>
+      </w:r>
+    </w:p>
+    <w:p>
+      <w:pPr>
+        <w:spacing w:after="0" w:before="0"/>
+      </w:pPr>
+      <w:r>
+        <w:rPr>
+          <w:rFonts w:ascii="Consolas" w:hAnsi="Consolas" w:cs="Consolas"/>
+          <w:b w:val="0"/>
+          <w:i w:val="0"/>
+          <w:sz w:val="18"/>
+        </w:rPr>
+        <w:t>import { LEGACY_API_BASE } from '../utils/apiBase';</w:t>
+      </w:r>
+    </w:p>
+    <w:p>
+      <w:pPr>
+        <w:spacing w:after="0" w:before="0"/>
+      </w:pPr>
+      <w:r>
+        <w:rPr>
+          <w:rFonts w:ascii="Consolas" w:hAnsi="Consolas" w:cs="Consolas"/>
+          <w:b w:val="0"/>
+          <w:i w:val="0"/>
+          <w:sz w:val="18"/>
+        </w:rPr>
+        <w:t xml:space="preserve"> </w:t>
+      </w:r>
+    </w:p>
+    <w:p>
+      <w:pPr>
+        <w:spacing w:after="0" w:before="0"/>
+      </w:pPr>
+      <w:r>
+        <w:rPr>
+          <w:rFonts w:ascii="Consolas" w:hAnsi="Consolas" w:cs="Consolas"/>
+          <w:b w:val="0"/>
+          <w:i w:val="0"/>
+          <w:sz w:val="18"/>
+        </w:rPr>
+        <w:t>function HeatMap() {</w:t>
+      </w:r>
+    </w:p>
+    <w:p>
+      <w:pPr>
+        <w:spacing w:after="0" w:before="0"/>
+      </w:pPr>
+      <w:r>
+        <w:rPr>
+          <w:rFonts w:ascii="Consolas" w:hAnsi="Consolas" w:cs="Consolas"/>
+          <w:b w:val="0"/>
+          <w:i w:val="0"/>
+          <w:sz w:val="18"/>
+        </w:rPr>
+        <w:t xml:space="preserve">  const [reportData, setReportData] = useState([]);</w:t>
+      </w:r>
+    </w:p>
+    <w:p>
+      <w:pPr>
+        <w:spacing w:after="0" w:before="0"/>
+      </w:pPr>
+      <w:r>
+        <w:rPr>
+          <w:rFonts w:ascii="Consolas" w:hAnsi="Consolas" w:cs="Consolas"/>
+          <w:b w:val="0"/>
+          <w:i w:val="0"/>
+          <w:sz w:val="18"/>
+        </w:rPr>
+        <w:t xml:space="preserve">  const [selectedZone, setSelectedZone] = useState(null);</w:t>
+      </w:r>
+    </w:p>
+    <w:p>
+      <w:pPr>
+        <w:spacing w:after="0" w:before="0"/>
+      </w:pPr>
+      <w:r>
+        <w:rPr>
+          <w:rFonts w:ascii="Consolas" w:hAnsi="Consolas" w:cs="Consolas"/>
+          <w:b w:val="0"/>
+          <w:i w:val="0"/>
+          <w:sz w:val="18"/>
+        </w:rPr>
+        <w:t xml:space="preserve">  const [filterSeverity, setFilterSeverity] = useState('all');</w:t>
+      </w:r>
+    </w:p>
+    <w:p>
+      <w:pPr>
+        <w:spacing w:after="0" w:before="0"/>
+      </w:pPr>
+      <w:r>
+        <w:rPr>
+          <w:rFonts w:ascii="Consolas" w:hAnsi="Consolas" w:cs="Consolas"/>
+          <w:b w:val="0"/>
+          <w:i w:val="0"/>
+          <w:sz w:val="18"/>
+        </w:rPr>
+        <w:t xml:space="preserve">  const [loading, setLoading] = useState(true);</w:t>
+      </w:r>
+    </w:p>
+    <w:p>
+      <w:pPr>
+        <w:spacing w:after="0" w:before="0"/>
+      </w:pPr>
+      <w:r>
+        <w:rPr>
+          <w:rFonts w:ascii="Consolas" w:hAnsi="Consolas" w:cs="Consolas"/>
+          <w:b w:val="0"/>
+          <w:i w:val="0"/>
+          <w:sz w:val="18"/>
+        </w:rPr>
+        <w:t xml:space="preserve">  const [error, setError] = useState(null);</w:t>
+      </w:r>
+    </w:p>
+    <w:p>
+      <w:pPr>
+        <w:spacing w:after="0" w:before="0"/>
+      </w:pPr>
+      <w:r>
+        <w:rPr>
+          <w:rFonts w:ascii="Consolas" w:hAnsi="Consolas" w:cs="Consolas"/>
+          <w:b w:val="0"/>
+          <w:i w:val="0"/>
+          <w:sz w:val="18"/>
+        </w:rPr>
+        <w:t xml:space="preserve"> </w:t>
+      </w:r>
+    </w:p>
+    <w:p>
+      <w:pPr>
+        <w:spacing w:after="0" w:before="0"/>
+      </w:pPr>
+      <w:r>
+        <w:rPr>
+          <w:rFonts w:ascii="Consolas" w:hAnsi="Consolas" w:cs="Consolas"/>
+          <w:b w:val="0"/>
+          <w:i w:val="0"/>
+          <w:sz w:val="18"/>
+        </w:rPr>
+        <w:t xml:space="preserve">  useEffect(() =&gt; {</w:t>
+      </w:r>
+    </w:p>
+    <w:p>
+      <w:pPr>
+        <w:spacing w:after="0" w:before="0"/>
+      </w:pPr>
+      <w:r>
+        <w:rPr>
+          <w:rFonts w:ascii="Consolas" w:hAnsi="Consolas" w:cs="Consolas"/>
+          <w:b w:val="0"/>
+          <w:i w:val="0"/>
+          <w:sz w:val="18"/>
+        </w:rPr>
+        <w:t xml:space="preserve">    fetchHeatmapData();</w:t>
+      </w:r>
+    </w:p>
+    <w:p>
+      <w:pPr>
+        <w:spacing w:after="0" w:before="0"/>
+      </w:pPr>
+      <w:r>
+        <w:rPr>
+          <w:rFonts w:ascii="Consolas" w:hAnsi="Consolas" w:cs="Consolas"/>
+          <w:b w:val="0"/>
+          <w:i w:val="0"/>
+          <w:sz w:val="18"/>
+        </w:rPr>
+        <w:t xml:space="preserve">  }, []);</w:t>
+      </w:r>
+    </w:p>
+    <w:p>
+      <w:pPr>
+        <w:spacing w:after="0" w:before="0"/>
+      </w:pPr>
+      <w:r>
+        <w:rPr>
+          <w:rFonts w:ascii="Consolas" w:hAnsi="Consolas" w:cs="Consolas"/>
+          <w:b w:val="0"/>
+          <w:i w:val="0"/>
+          <w:sz w:val="18"/>
+        </w:rPr>
+        <w:t xml:space="preserve"> </w:t>
+      </w:r>
+    </w:p>
+    <w:p>
+      <w:pPr>
+        <w:spacing w:after="0" w:before="0"/>
+      </w:pPr>
+      <w:r>
+        <w:rPr>
+          <w:rFonts w:ascii="Consolas" w:hAnsi="Consolas" w:cs="Consolas"/>
+          <w:b w:val="0"/>
+          <w:i w:val="0"/>
+          <w:sz w:val="18"/>
+        </w:rPr>
+        <w:t xml:space="preserve">  const fetchHeatmapData = async () =&gt; {</w:t>
+      </w:r>
+    </w:p>
+    <w:p>
+      <w:pPr>
+        <w:spacing w:after="0" w:before="0"/>
+      </w:pPr>
+      <w:r>
+        <w:rPr>
+          <w:rFonts w:ascii="Consolas" w:hAnsi="Consolas" w:cs="Consolas"/>
+          <w:b w:val="0"/>
+          <w:i w:val="0"/>
+          <w:sz w:val="18"/>
+        </w:rPr>
+        <w:t xml:space="preserve">    try {</w:t>
+      </w:r>
+    </w:p>
+    <w:p>
+      <w:pPr>
+        <w:spacing w:after="0" w:before="0"/>
+      </w:pPr>
+      <w:r>
+        <w:rPr>
+          <w:rFonts w:ascii="Consolas" w:hAnsi="Consolas" w:cs="Consolas"/>
+          <w:b w:val="0"/>
+          <w:i w:val="0"/>
+          <w:sz w:val="18"/>
+        </w:rPr>
+        <w:t xml:space="preserve">      setLoading(true);</w:t>
+      </w:r>
+    </w:p>
+    <w:p>
+      <w:pPr>
+        <w:spacing w:after="0" w:before="0"/>
+      </w:pPr>
+      <w:r>
+        <w:rPr>
+          <w:rFonts w:ascii="Consolas" w:hAnsi="Consolas" w:cs="Consolas"/>
+          <w:b w:val="0"/>
+          <w:i w:val="0"/>
+          <w:sz w:val="18"/>
+        </w:rPr>
+        <w:t xml:space="preserve">      setError(null);</w:t>
+      </w:r>
+    </w:p>
+    <w:p/>
+    <w:p>
+      <w:pPr>
         <w:spacing w:before="240" w:after="120"/>
       </w:pPr>
       <w:r>
